--- a/lessons/8-7-catchup/homework.docx
+++ b/lessons/8-7-catchup/homework.docx
@@ -287,10 +287,10 @@
           <w:b/>
           <w:bCs/>
         </w:rPr>
-        <w:t xml:space="preserve">Graph Inequalities (Representar desigualdades en una recta numérica)</w:t>
-      </w:r>
-      <w:r>
-        <w:t xml:space="preserve"> — Show every solution to an inequality on a number line with a boundary point and an arrow.</w:t>
+        <w:t xml:space="preserve">Greater than (Mayor que)</w:t>
+      </w:r>
+      <w:r>
+        <w:t xml:space="preserve"> — The &gt; sign, showing one number is bigger.</w:t>
       </w:r>
     </w:p>
     <w:p>
@@ -350,10 +350,10 @@
           <w:b/>
           <w:bCs/>
         </w:rPr>
-        <w:t xml:space="preserve">Number line (Recta numérica)</w:t>
-      </w:r>
-      <w:r>
-        <w:t xml:space="preserve"> — A straight line where numbers are placed in order; numbers get smaller to the left and larger to the right.</w:t>
+        <w:t xml:space="preserve">Less than (Menor que)</w:t>
+      </w:r>
+      <w:r>
+        <w:t xml:space="preserve"> — The &lt; sign, showing one number is smaller.</w:t>
       </w:r>
     </w:p>
     <w:p>
@@ -381,7 +381,7 @@
                     </pic:cNvPicPr>
                   </pic:nvPicPr>
                   <pic:blipFill>
-                    <a:blip r:embed="rId9" cstate="none"/>
+                    <a:blip r:embed="rId8" cstate="none"/>
                     <a:srcRect/>
                     <a:stretch>
                       <a:fillRect/>
@@ -413,10 +413,10 @@
           <w:b/>
           <w:bCs/>
         </w:rPr>
-        <w:t xml:space="preserve">Solve and Graph Inequalities (Resolver y representar desigualdades)</w:t>
-      </w:r>
-      <w:r>
-        <w:t xml:space="preserve"> — Isolate the variable, then show the complete solution set on a number line.</w:t>
+        <w:t xml:space="preserve">At least / At most (Al menos / A lo más)</w:t>
+      </w:r>
+      <w:r>
+        <w:t xml:space="preserve"> — 'At least' means ≥. 'At most' means ≤.</w:t>
       </w:r>
     </w:p>
     <w:p>
@@ -476,10 +476,199 @@
           <w:b/>
           <w:bCs/>
         </w:rPr>
-        <w:t xml:space="preserve">Solve (Resolver)</w:t>
-      </w:r>
-      <w:r>
-        <w:t xml:space="preserve"> — To find the number that makes it true.</w:t>
+        <w:t xml:space="preserve">Variable (Variable)</w:t>
+      </w:r>
+      <w:r>
+        <w:t xml:space="preserve"> — A letter that stands for a number that is unknown or can change.</w:t>
+      </w:r>
+    </w:p>
+    <w:p>
+      <w:pPr>
+        <w:keepNext/>
+        <w:spacing w:after="20" w:before="80"/>
+        <w:jc w:val="center"/>
+      </w:pPr>
+      <w:r>
+        <w:drawing>
+          <wp:inline distT="0" distB="0" distL="0" distR="0">
+            <wp:extent cx="1047750" cy="790575"/>
+            <wp:effectExtent t="0" r="0" b="0" l="0"/>
+            <wp:docPr id="1" name="" descr="" title=""/>
+            <wp:cNvGraphicFramePr>
+              <a:graphicFrameLocks xmlns:a="http://schemas.openxmlformats.org/drawingml/2006/main" noChangeAspect="1"/>
+            </wp:cNvGraphicFramePr>
+            <a:graphic xmlns:a="http://schemas.openxmlformats.org/drawingml/2006/main">
+              <a:graphicData uri="http://schemas.openxmlformats.org/drawingml/2006/picture">
+                <pic:pic xmlns:pic="http://schemas.openxmlformats.org/drawingml/2006/picture">
+                  <pic:nvPicPr>
+                    <pic:cNvPr id="0" name="" descr=""/>
+                    <pic:cNvPicPr>
+                      <a:picLocks noChangeAspect="1" noChangeArrowheads="1"/>
+                    </pic:cNvPicPr>
+                  </pic:nvPicPr>
+                  <pic:blipFill>
+                    <a:blip r:embed="rId8" cstate="none"/>
+                    <a:srcRect/>
+                    <a:stretch>
+                      <a:fillRect/>
+                    </a:stretch>
+                  </pic:blipFill>
+                  <pic:spPr bwMode="auto">
+                    <a:xfrm>
+                      <a:off x="0" y="0"/>
+                      <a:ext cx="1047750" cy="790575"/>
+                    </a:xfrm>
+                    <a:prstGeom prst="rect">
+                      <a:avLst/>
+                    </a:prstGeom>
+                  </pic:spPr>
+                </pic:pic>
+              </a:graphicData>
+            </a:graphic>
+          </wp:inline>
+        </w:drawing>
+      </w:r>
+    </w:p>
+    <w:p>
+      <w:pPr>
+        <w:keepNext/>
+        <w:spacing w:after="120"/>
+      </w:pPr>
+      <w:r>
+        <w:rPr>
+          <w:b/>
+          <w:bCs/>
+        </w:rPr>
+        <w:t xml:space="preserve">No more than (No más de)</w:t>
+      </w:r>
+      <w:r>
+        <w:t xml:space="preserve"> — A phrase meaning less than or equal to (≤).</w:t>
+      </w:r>
+    </w:p>
+    <w:p>
+      <w:pPr>
+        <w:keepNext/>
+        <w:spacing w:after="20" w:before="80"/>
+        <w:jc w:val="center"/>
+      </w:pPr>
+      <w:r>
+        <w:drawing>
+          <wp:inline distT="0" distB="0" distL="0" distR="0">
+            <wp:extent cx="1047750" cy="790575"/>
+            <wp:effectExtent t="0" r="0" b="0" l="0"/>
+            <wp:docPr id="1" name="" descr="" title=""/>
+            <wp:cNvGraphicFramePr>
+              <a:graphicFrameLocks xmlns:a="http://schemas.openxmlformats.org/drawingml/2006/main" noChangeAspect="1"/>
+            </wp:cNvGraphicFramePr>
+            <a:graphic xmlns:a="http://schemas.openxmlformats.org/drawingml/2006/main">
+              <a:graphicData uri="http://schemas.openxmlformats.org/drawingml/2006/picture">
+                <pic:pic xmlns:pic="http://schemas.openxmlformats.org/drawingml/2006/picture">
+                  <pic:nvPicPr>
+                    <pic:cNvPr id="0" name="" descr=""/>
+                    <pic:cNvPicPr>
+                      <a:picLocks noChangeAspect="1" noChangeArrowheads="1"/>
+                    </pic:cNvPicPr>
+                  </pic:nvPicPr>
+                  <pic:blipFill>
+                    <a:blip r:embed="rId12" cstate="none"/>
+                    <a:srcRect/>
+                    <a:stretch>
+                      <a:fillRect/>
+                    </a:stretch>
+                  </pic:blipFill>
+                  <pic:spPr bwMode="auto">
+                    <a:xfrm>
+                      <a:off x="0" y="0"/>
+                      <a:ext cx="1047750" cy="790575"/>
+                    </a:xfrm>
+                    <a:prstGeom prst="rect">
+                      <a:avLst/>
+                    </a:prstGeom>
+                  </pic:spPr>
+                </pic:pic>
+              </a:graphicData>
+            </a:graphic>
+          </wp:inline>
+        </w:drawing>
+      </w:r>
+    </w:p>
+    <w:p>
+      <w:pPr>
+        <w:keepNext/>
+        <w:spacing w:after="120"/>
+      </w:pPr>
+      <w:r>
+        <w:rPr>
+          <w:b/>
+          <w:bCs/>
+        </w:rPr>
+        <w:t xml:space="preserve">Graph Inequalities (Representar desigualdades en una recta numérica)</w:t>
+      </w:r>
+      <w:r>
+        <w:t xml:space="preserve"> — Show every solution to an inequality on a number line with a boundary point and an arrow.</w:t>
+      </w:r>
+    </w:p>
+    <w:p>
+      <w:pPr>
+        <w:keepNext/>
+        <w:spacing w:after="20" w:before="80"/>
+        <w:jc w:val="center"/>
+      </w:pPr>
+      <w:r>
+        <w:drawing>
+          <wp:inline distT="0" distB="0" distL="0" distR="0">
+            <wp:extent cx="1047750" cy="790575"/>
+            <wp:effectExtent t="0" r="0" b="0" l="0"/>
+            <wp:docPr id="1" name="" descr="" title=""/>
+            <wp:cNvGraphicFramePr>
+              <a:graphicFrameLocks xmlns:a="http://schemas.openxmlformats.org/drawingml/2006/main" noChangeAspect="1"/>
+            </wp:cNvGraphicFramePr>
+            <a:graphic xmlns:a="http://schemas.openxmlformats.org/drawingml/2006/main">
+              <a:graphicData uri="http://schemas.openxmlformats.org/drawingml/2006/picture">
+                <pic:pic xmlns:pic="http://schemas.openxmlformats.org/drawingml/2006/picture">
+                  <pic:nvPicPr>
+                    <pic:cNvPr id="0" name="" descr=""/>
+                    <pic:cNvPicPr>
+                      <a:picLocks noChangeAspect="1" noChangeArrowheads="1"/>
+                    </pic:cNvPicPr>
+                  </pic:nvPicPr>
+                  <pic:blipFill>
+                    <a:blip r:embed="rId12" cstate="none"/>
+                    <a:srcRect/>
+                    <a:stretch>
+                      <a:fillRect/>
+                    </a:stretch>
+                  </pic:blipFill>
+                  <pic:spPr bwMode="auto">
+                    <a:xfrm>
+                      <a:off x="0" y="0"/>
+                      <a:ext cx="1047750" cy="790575"/>
+                    </a:xfrm>
+                    <a:prstGeom prst="rect">
+                      <a:avLst/>
+                    </a:prstGeom>
+                  </pic:spPr>
+                </pic:pic>
+              </a:graphicData>
+            </a:graphic>
+          </wp:inline>
+        </w:drawing>
+      </w:r>
+    </w:p>
+    <w:p>
+      <w:pPr>
+        <w:keepNext/>
+        <w:spacing w:after="120"/>
+      </w:pPr>
+      <w:r>
+        <w:rPr>
+          <w:b/>
+          <w:bCs/>
+        </w:rPr>
+        <w:t xml:space="preserve">Solve and Graph Inequalities (Resolver y representar desigualdades)</w:t>
+      </w:r>
+      <w:r>
+        <w:t xml:space="preserve"> — Isolate the variable, then show the complete solution set on a number line.</w:t>
       </w:r>
     </w:p>
     <w:p>
@@ -570,69 +759,6 @@
                     </pic:cNvPicPr>
                   </pic:nvPicPr>
                   <pic:blipFill>
-                    <a:blip r:embed="rId12" cstate="none"/>
-                    <a:srcRect/>
-                    <a:stretch>
-                      <a:fillRect/>
-                    </a:stretch>
-                  </pic:blipFill>
-                  <pic:spPr bwMode="auto">
-                    <a:xfrm>
-                      <a:off x="0" y="0"/>
-                      <a:ext cx="1047750" cy="790575"/>
-                    </a:xfrm>
-                    <a:prstGeom prst="rect">
-                      <a:avLst/>
-                    </a:prstGeom>
-                  </pic:spPr>
-                </pic:pic>
-              </a:graphicData>
-            </a:graphic>
-          </wp:inline>
-        </w:drawing>
-      </w:r>
-    </w:p>
-    <w:p>
-      <w:pPr>
-        <w:keepNext/>
-        <w:spacing w:after="120"/>
-      </w:pPr>
-      <w:r>
-        <w:rPr>
-          <w:b/>
-          <w:bCs/>
-        </w:rPr>
-        <w:t xml:space="preserve">Model (Modelar)</w:t>
-      </w:r>
-      <w:r>
-        <w:t xml:space="preserve"> — To show a real-life situation with an equation or inequality.</w:t>
-      </w:r>
-    </w:p>
-    <w:p>
-      <w:pPr>
-        <w:keepNext/>
-        <w:spacing w:after="20" w:before="80"/>
-        <w:jc w:val="center"/>
-      </w:pPr>
-      <w:r>
-        <w:drawing>
-          <wp:inline distT="0" distB="0" distL="0" distR="0">
-            <wp:extent cx="1047750" cy="790575"/>
-            <wp:effectExtent t="0" r="0" b="0" l="0"/>
-            <wp:docPr id="1" name="" descr="" title=""/>
-            <wp:cNvGraphicFramePr>
-              <a:graphicFrameLocks xmlns:a="http://schemas.openxmlformats.org/drawingml/2006/main" noChangeAspect="1"/>
-            </wp:cNvGraphicFramePr>
-            <a:graphic xmlns:a="http://schemas.openxmlformats.org/drawingml/2006/main">
-              <a:graphicData uri="http://schemas.openxmlformats.org/drawingml/2006/picture">
-                <pic:pic xmlns:pic="http://schemas.openxmlformats.org/drawingml/2006/picture">
-                  <pic:nvPicPr>
-                    <pic:cNvPr id="0" name="" descr=""/>
-                    <pic:cNvPicPr>
-                      <a:picLocks noChangeAspect="1" noChangeArrowheads="1"/>
-                    </pic:cNvPicPr>
-                  </pic:nvPicPr>
-                  <pic:blipFill>
                     <a:blip r:embed="rId13" cstate="none"/>
                     <a:srcRect/>
                     <a:stretch>
@@ -665,10 +791,10 @@
           <w:b/>
           <w:bCs/>
         </w:rPr>
-        <w:t xml:space="preserve">Greater than (Mayor que)</w:t>
-      </w:r>
-      <w:r>
-        <w:t xml:space="preserve"> — The &gt; sign, showing one number is bigger.</w:t>
+        <w:t xml:space="preserve">Number line (Recta numérica)</w:t>
+      </w:r>
+      <w:r>
+        <w:t xml:space="preserve"> — A straight line where numbers are placed in order; numbers get smaller to the left and larger to the right.</w:t>
       </w:r>
     </w:p>
     <w:p>
@@ -728,10 +854,10 @@
           <w:b/>
           <w:bCs/>
         </w:rPr>
-        <w:t xml:space="preserve">Open circle (Círculo abierto)</w:t>
-      </w:r>
-      <w:r>
-        <w:t xml:space="preserve"> — An empty circle showing a number is NOT included.</w:t>
+        <w:t xml:space="preserve">Solve (Resolver)</w:t>
+      </w:r>
+      <w:r>
+        <w:t xml:space="preserve"> — To find the number that makes it true.</w:t>
       </w:r>
     </w:p>
     <w:p>
@@ -791,10 +917,10 @@
           <w:b/>
           <w:bCs/>
         </w:rPr>
-        <w:t xml:space="preserve">Graph (Graficar)</w:t>
-      </w:r>
-      <w:r>
-        <w:t xml:space="preserve"> — To show answers on a number line with circles and shading.</w:t>
+        <w:t xml:space="preserve">Model (Modelar)</w:t>
+      </w:r>
+      <w:r>
+        <w:t xml:space="preserve"> — To show a real-life situation with an equation or inequality.</w:t>
       </w:r>
     </w:p>
     <w:p>
@@ -822,7 +948,133 @@
                     </pic:cNvPicPr>
                   </pic:nvPicPr>
                   <pic:blipFill>
-                    <a:blip r:embed="rId11" cstate="none"/>
+                    <a:blip r:embed="rId16" cstate="none"/>
+                    <a:srcRect/>
+                    <a:stretch>
+                      <a:fillRect/>
+                    </a:stretch>
+                  </pic:blipFill>
+                  <pic:spPr bwMode="auto">
+                    <a:xfrm>
+                      <a:off x="0" y="0"/>
+                      <a:ext cx="1047750" cy="790575"/>
+                    </a:xfrm>
+                    <a:prstGeom prst="rect">
+                      <a:avLst/>
+                    </a:prstGeom>
+                  </pic:spPr>
+                </pic:pic>
+              </a:graphicData>
+            </a:graphic>
+          </wp:inline>
+        </w:drawing>
+      </w:r>
+    </w:p>
+    <w:p>
+      <w:pPr>
+        <w:keepNext/>
+        <w:spacing w:after="120"/>
+      </w:pPr>
+      <w:r>
+        <w:rPr>
+          <w:b/>
+          <w:bCs/>
+        </w:rPr>
+        <w:t xml:space="preserve">Open circle (Círculo abierto)</w:t>
+      </w:r>
+      <w:r>
+        <w:t xml:space="preserve"> — An empty circle showing a number is NOT included.</w:t>
+      </w:r>
+    </w:p>
+    <w:p>
+      <w:pPr>
+        <w:keepNext/>
+        <w:spacing w:after="20" w:before="80"/>
+        <w:jc w:val="center"/>
+      </w:pPr>
+      <w:r>
+        <w:drawing>
+          <wp:inline distT="0" distB="0" distL="0" distR="0">
+            <wp:extent cx="1047750" cy="790575"/>
+            <wp:effectExtent t="0" r="0" b="0" l="0"/>
+            <wp:docPr id="1" name="" descr="" title=""/>
+            <wp:cNvGraphicFramePr>
+              <a:graphicFrameLocks xmlns:a="http://schemas.openxmlformats.org/drawingml/2006/main" noChangeAspect="1"/>
+            </wp:cNvGraphicFramePr>
+            <a:graphic xmlns:a="http://schemas.openxmlformats.org/drawingml/2006/main">
+              <a:graphicData uri="http://schemas.openxmlformats.org/drawingml/2006/picture">
+                <pic:pic xmlns:pic="http://schemas.openxmlformats.org/drawingml/2006/picture">
+                  <pic:nvPicPr>
+                    <pic:cNvPr id="0" name="" descr=""/>
+                    <pic:cNvPicPr>
+                      <a:picLocks noChangeAspect="1" noChangeArrowheads="1"/>
+                    </pic:cNvPicPr>
+                  </pic:nvPicPr>
+                  <pic:blipFill>
+                    <a:blip r:embed="rId17" cstate="none"/>
+                    <a:srcRect/>
+                    <a:stretch>
+                      <a:fillRect/>
+                    </a:stretch>
+                  </pic:blipFill>
+                  <pic:spPr bwMode="auto">
+                    <a:xfrm>
+                      <a:off x="0" y="0"/>
+                      <a:ext cx="1047750" cy="790575"/>
+                    </a:xfrm>
+                    <a:prstGeom prst="rect">
+                      <a:avLst/>
+                    </a:prstGeom>
+                  </pic:spPr>
+                </pic:pic>
+              </a:graphicData>
+            </a:graphic>
+          </wp:inline>
+        </w:drawing>
+      </w:r>
+    </w:p>
+    <w:p>
+      <w:pPr>
+        <w:keepNext/>
+        <w:spacing w:after="120"/>
+      </w:pPr>
+      <w:r>
+        <w:rPr>
+          <w:b/>
+          <w:bCs/>
+        </w:rPr>
+        <w:t xml:space="preserve">Graph (Graficar)</w:t>
+      </w:r>
+      <w:r>
+        <w:t xml:space="preserve"> — To show answers on a number line with circles and shading.</w:t>
+      </w:r>
+    </w:p>
+    <w:p>
+      <w:pPr>
+        <w:keepNext/>
+        <w:spacing w:after="20" w:before="80"/>
+        <w:jc w:val="center"/>
+      </w:pPr>
+      <w:r>
+        <w:drawing>
+          <wp:inline distT="0" distB="0" distL="0" distR="0">
+            <wp:extent cx="1047750" cy="790575"/>
+            <wp:effectExtent t="0" r="0" b="0" l="0"/>
+            <wp:docPr id="1" name="" descr="" title=""/>
+            <wp:cNvGraphicFramePr>
+              <a:graphicFrameLocks xmlns:a="http://schemas.openxmlformats.org/drawingml/2006/main" noChangeAspect="1"/>
+            </wp:cNvGraphicFramePr>
+            <a:graphic xmlns:a="http://schemas.openxmlformats.org/drawingml/2006/main">
+              <a:graphicData uri="http://schemas.openxmlformats.org/drawingml/2006/picture">
+                <pic:pic xmlns:pic="http://schemas.openxmlformats.org/drawingml/2006/picture">
+                  <pic:nvPicPr>
+                    <pic:cNvPr id="0" name="" descr=""/>
+                    <pic:cNvPicPr>
+                      <a:picLocks noChangeAspect="1" noChangeArrowheads="1"/>
+                    </pic:cNvPicPr>
+                  </pic:nvPicPr>
+                  <pic:blipFill>
+                    <a:blip r:embed="rId14" cstate="none"/>
                     <a:srcRect/>
                     <a:stretch>
                       <a:fillRect/>
